--- a/Programacion II/Clases/Clase 4 - Mapas conjuntos e interfaces GUI/Taller Estudiante Clase 4 - Pilas y Colas.docx
+++ b/Programacion II/Clases/Clase 4 - Mapas conjuntos e interfaces GUI/Taller Estudiante Clase 4 - Pilas y Colas.docx
@@ -791,7 +791,7 @@
           <w:color w:val="1f1f1f"/>
           <w:rtl w:val="0"/>
         </w:rPr>
-        <w:t xml:space="preserve">Sube el archivo .java (o enlace de JDoodle) actualizado al Campus Virtual en el espacio designado para la Clase 3, antes del domingo a las 11:59 PM.</w:t>
+        <w:t>Sube el archivo .java (o enlace de JDoodle) actualizado al ExamLab en el espacio designado para la Clase 3, antes del domingo a las 11:59 PM.</w:t>
       </w:r>
     </w:p>
     <w:sectPr>
